--- a/3year/5semester/DBMS/lab5/lab5_отчёт.docx
+++ b/3year/5semester/DBMS/lab5/lab5_отчёт.docx
@@ -641,7 +641,27 @@
                 <w:szCs w:val="28"/>
                 <w:u w:val="single"/>
               </w:rPr>
-              <w:t xml:space="preserve">Моисеева Н.А. </w:t>
+              <w:t xml:space="preserve">Моисеева </w:t>
+            </w:r>
+            <w:proofErr w:type="gramStart"/>
+            <w:r>
+              <w:rPr>
+                <w:rFonts w:ascii="Times New Roman" w:hAnsi="Times New Roman" w:cs="Times New Roman"/>
+                <w:sz w:val="28"/>
+                <w:szCs w:val="28"/>
+                <w:u w:val="single"/>
+              </w:rPr>
+              <w:t>Н.А.</w:t>
+            </w:r>
+            <w:proofErr w:type="gramEnd"/>
+            <w:r>
+              <w:rPr>
+                <w:rFonts w:ascii="Times New Roman" w:hAnsi="Times New Roman" w:cs="Times New Roman"/>
+                <w:sz w:val="28"/>
+                <w:szCs w:val="28"/>
+                <w:u w:val="single"/>
+              </w:rPr>
+              <w:t xml:space="preserve"> </w:t>
             </w:r>
           </w:p>
         </w:tc>
@@ -827,7 +847,6 @@
           <w:rFonts w:ascii="Times New Roman" w:hAnsi="Times New Roman" w:cs="Times New Roman"/>
           <w:sz w:val="28"/>
           <w:szCs w:val="28"/>
-          <w:lang w:val="en-US"/>
         </w:rPr>
       </w:pPr>
       <w:r>
@@ -837,7 +856,43 @@
           <w:szCs w:val="28"/>
         </w:rPr>
         <w:lastRenderedPageBreak/>
-        <w:t>В рамках лабораторной работы №5 была поставлена цель освоить методы создания сложных запросов к базе данных EmploymentService с использованием различных операторов и встроенных функций СУБД PostgreSQL. Для этого были разработаны и выполнены SQL-запросы, охватывающие основные аспекты языка запросов: соединение таблиц, фильтрацию, агрегацию, группировку, сортировку, работу с подзапросами, условную логику и текстовый поиск.</w:t>
+        <w:t xml:space="preserve">В рамках лабораторной работы №5 была поставлена цель освоить методы создания сложных запросов к базе данных </w:t>
+      </w:r>
+      <w:proofErr w:type="spellStart"/>
+      <w:r>
+        <w:rPr>
+          <w:rFonts w:ascii="Times New Roman" w:hAnsi="Times New Roman" w:cs="Times New Roman"/>
+          <w:sz w:val="28"/>
+          <w:szCs w:val="28"/>
+        </w:rPr>
+        <w:t>EmploymentService</w:t>
+      </w:r>
+      <w:proofErr w:type="spellEnd"/>
+      <w:r>
+        <w:rPr>
+          <w:rFonts w:ascii="Times New Roman" w:hAnsi="Times New Roman" w:cs="Times New Roman"/>
+          <w:sz w:val="28"/>
+          <w:szCs w:val="28"/>
+        </w:rPr>
+        <w:t xml:space="preserve"> с использованием различных операторов и встроенных функций СУБД </w:t>
+      </w:r>
+      <w:proofErr w:type="spellStart"/>
+      <w:r>
+        <w:rPr>
+          <w:rFonts w:ascii="Times New Roman" w:hAnsi="Times New Roman" w:cs="Times New Roman"/>
+          <w:sz w:val="28"/>
+          <w:szCs w:val="28"/>
+        </w:rPr>
+        <w:t>PostgreSQL</w:t>
+      </w:r>
+      <w:proofErr w:type="spellEnd"/>
+      <w:r>
+        <w:rPr>
+          <w:rFonts w:ascii="Times New Roman" w:hAnsi="Times New Roman" w:cs="Times New Roman"/>
+          <w:sz w:val="28"/>
+          <w:szCs w:val="28"/>
+        </w:rPr>
+        <w:t>. Для этого были разработаны и выполнены SQL-запросы, охватывающие основные аспекты языка запросов: соединение таблиц, фильтрацию, агрегацию, группировку, сортировку, работу с подзапросами, условную логику и текстовый поиск.</w:t>
       </w:r>
     </w:p>
     <w:p>
@@ -849,42 +904,60 @@
           <w:rFonts w:ascii="Times New Roman" w:hAnsi="Times New Roman" w:cs="Times New Roman"/>
           <w:sz w:val="28"/>
           <w:szCs w:val="28"/>
-          <w:lang w:val="en-US"/>
-        </w:rPr>
-      </w:pPr>
-      <w:r>
-        <w:rPr>
-          <w:rFonts w:ascii="Times New Roman" w:hAnsi="Times New Roman" w:cs="Times New Roman"/>
-          <w:sz w:val="28"/>
-          <w:szCs w:val="28"/>
-        </w:rPr>
-        <w:t>Ниже представлены SQL-скрипты выполнения запросов, демонстрирующих ключевые возможности языка SQL в PostgreSQL.</w:t>
-      </w:r>
-    </w:p>
-    <w:p>
-      <w:pPr>
-        <w:spacing w:after="0" w:line="360" w:lineRule="auto"/>
-        <w:jc w:val="center"/>
-        <w:rPr>
-          <w:rFonts w:ascii="Times New Roman" w:hAnsi="Times New Roman" w:cs="Times New Roman"/>
-          <w:sz w:val="28"/>
-          <w:szCs w:val="28"/>
-        </w:rPr>
-      </w:pPr>
-    </w:p>
-    <w:p>
-      <w:pPr>
-        <w:spacing w:after="0" w:line="360" w:lineRule="auto"/>
-        <w:jc w:val="center"/>
-        <w:rPr>
-          <w:rFonts w:ascii="Times New Roman" w:hAnsi="Times New Roman" w:cs="Times New Roman"/>
-          <w:sz w:val="28"/>
-          <w:szCs w:val="28"/>
-        </w:rPr>
-      </w:pPr>
-      <w:r>
-        <w:rPr>
-          <w:rFonts w:ascii="Times New Roman" w:hAnsi="Times New Roman" w:cs="Times New Roman"/>
+        </w:rPr>
+      </w:pPr>
+      <w:r>
+        <w:rPr>
+          <w:rFonts w:ascii="Times New Roman" w:hAnsi="Times New Roman" w:cs="Times New Roman"/>
+          <w:sz w:val="28"/>
+          <w:szCs w:val="28"/>
+        </w:rPr>
+        <w:t xml:space="preserve">Ниже представлены SQL-скрипты выполнения запросов, демонстрирующих ключевые возможности языка SQL в </w:t>
+      </w:r>
+      <w:proofErr w:type="spellStart"/>
+      <w:r>
+        <w:rPr>
+          <w:rFonts w:ascii="Times New Roman" w:hAnsi="Times New Roman" w:cs="Times New Roman"/>
+          <w:sz w:val="28"/>
+          <w:szCs w:val="28"/>
+        </w:rPr>
+        <w:t>PostgreSQL</w:t>
+      </w:r>
+      <w:proofErr w:type="spellEnd"/>
+      <w:r>
+        <w:rPr>
+          <w:rFonts w:ascii="Times New Roman" w:hAnsi="Times New Roman" w:cs="Times New Roman"/>
+          <w:sz w:val="28"/>
+          <w:szCs w:val="28"/>
+        </w:rPr>
+        <w:t>.</w:t>
+      </w:r>
+    </w:p>
+    <w:p>
+      <w:pPr>
+        <w:spacing w:after="0" w:line="360" w:lineRule="auto"/>
+        <w:jc w:val="center"/>
+        <w:rPr>
+          <w:rFonts w:ascii="Times New Roman" w:hAnsi="Times New Roman" w:cs="Times New Roman"/>
+          <w:sz w:val="28"/>
+          <w:szCs w:val="28"/>
+        </w:rPr>
+      </w:pPr>
+    </w:p>
+    <w:p>
+      <w:pPr>
+        <w:spacing w:after="0" w:line="360" w:lineRule="auto"/>
+        <w:jc w:val="center"/>
+        <w:rPr>
+          <w:rFonts w:ascii="Times New Roman" w:hAnsi="Times New Roman" w:cs="Times New Roman"/>
+          <w:sz w:val="28"/>
+          <w:szCs w:val="28"/>
+        </w:rPr>
+      </w:pPr>
+      <w:r>
+        <w:rPr>
+          <w:rFonts w:ascii="Times New Roman" w:hAnsi="Times New Roman" w:cs="Times New Roman"/>
+          <w:noProof/>
           <w:sz w:val="28"/>
           <w:szCs w:val="28"/>
         </w:rPr>
@@ -976,6 +1049,7 @@
       <w:r>
         <w:rPr>
           <w:rFonts w:ascii="Times New Roman" w:hAnsi="Times New Roman" w:cs="Times New Roman"/>
+          <w:noProof/>
           <w:sz w:val="28"/>
           <w:szCs w:val="28"/>
         </w:rPr>
@@ -1033,73 +1107,42 @@
           <w:sz w:val="28"/>
           <w:szCs w:val="28"/>
         </w:rPr>
-        <w:t xml:space="preserve">Рисунок </w:t>
-      </w:r>
-      <w:r>
-        <w:rPr>
-          <w:rFonts w:ascii="Times New Roman" w:hAnsi="Times New Roman" w:cs="Times New Roman"/>
-          <w:sz w:val="28"/>
-          <w:szCs w:val="28"/>
-        </w:rPr>
-        <w:t>2</w:t>
-      </w:r>
-      <w:r>
-        <w:rPr>
-          <w:rFonts w:ascii="Times New Roman" w:hAnsi="Times New Roman" w:cs="Times New Roman"/>
-          <w:sz w:val="28"/>
-          <w:szCs w:val="28"/>
-        </w:rPr>
-        <w:t>.</w:t>
-      </w:r>
-      <w:r>
-        <w:rPr>
-          <w:rFonts w:ascii="Times New Roman" w:hAnsi="Times New Roman" w:cs="Times New Roman"/>
-          <w:sz w:val="28"/>
-          <w:szCs w:val="28"/>
-        </w:rPr>
-        <w:t xml:space="preserve"> – Запрос с использованием </w:t>
-      </w:r>
-      <w:r>
-        <w:rPr>
-          <w:rFonts w:ascii="Times New Roman" w:hAnsi="Times New Roman" w:cs="Times New Roman"/>
-          <w:sz w:val="28"/>
-          <w:szCs w:val="28"/>
-        </w:rPr>
-        <w:t>левого внешнего</w:t>
-      </w:r>
-      <w:r>
-        <w:rPr>
-          <w:rFonts w:ascii="Times New Roman" w:hAnsi="Times New Roman" w:cs="Times New Roman"/>
-          <w:sz w:val="28"/>
-          <w:szCs w:val="28"/>
-        </w:rPr>
-        <w:t xml:space="preserve"> соединения</w:t>
-      </w:r>
-    </w:p>
-    <w:p>
-      <w:pPr>
-        <w:spacing w:after="0" w:line="360" w:lineRule="auto"/>
-        <w:jc w:val="center"/>
-        <w:rPr>
-          <w:rFonts w:ascii="Times New Roman" w:hAnsi="Times New Roman" w:cs="Times New Roman"/>
-          <w:sz w:val="28"/>
-          <w:szCs w:val="28"/>
-        </w:rPr>
-      </w:pPr>
-    </w:p>
-    <w:p>
-      <w:pPr>
-        <w:spacing w:after="0" w:line="360" w:lineRule="auto"/>
-        <w:jc w:val="center"/>
-        <w:rPr>
-          <w:rFonts w:ascii="Times New Roman" w:hAnsi="Times New Roman" w:cs="Times New Roman"/>
-          <w:sz w:val="28"/>
-          <w:szCs w:val="28"/>
-        </w:rPr>
-      </w:pPr>
-      <w:r>
-        <w:rPr>
-          <w:rFonts w:ascii="Times New Roman" w:hAnsi="Times New Roman" w:cs="Times New Roman"/>
+        <w:t>Рисунок 2.</w:t>
+      </w:r>
+      <w:r>
+        <w:rPr>
+          <w:rFonts w:ascii="Times New Roman" w:hAnsi="Times New Roman" w:cs="Times New Roman"/>
+          <w:sz w:val="28"/>
+          <w:szCs w:val="28"/>
+        </w:rPr>
+        <w:t xml:space="preserve"> – Запрос с использованием левого внешнего соединения</w:t>
+      </w:r>
+    </w:p>
+    <w:p>
+      <w:pPr>
+        <w:spacing w:after="0" w:line="360" w:lineRule="auto"/>
+        <w:jc w:val="center"/>
+        <w:rPr>
+          <w:rFonts w:ascii="Times New Roman" w:hAnsi="Times New Roman" w:cs="Times New Roman"/>
+          <w:sz w:val="28"/>
+          <w:szCs w:val="28"/>
+        </w:rPr>
+      </w:pPr>
+    </w:p>
+    <w:p>
+      <w:pPr>
+        <w:spacing w:after="0" w:line="360" w:lineRule="auto"/>
+        <w:jc w:val="center"/>
+        <w:rPr>
+          <w:rFonts w:ascii="Times New Roman" w:hAnsi="Times New Roman" w:cs="Times New Roman"/>
+          <w:sz w:val="28"/>
+          <w:szCs w:val="28"/>
+        </w:rPr>
+      </w:pPr>
+      <w:r>
+        <w:rPr>
+          <w:rFonts w:ascii="Times New Roman" w:hAnsi="Times New Roman" w:cs="Times New Roman"/>
+          <w:noProof/>
           <w:sz w:val="28"/>
           <w:szCs w:val="28"/>
         </w:rPr>
@@ -1156,73 +1199,42 @@
           <w:sz w:val="28"/>
           <w:szCs w:val="28"/>
         </w:rPr>
-        <w:t xml:space="preserve">Рисунок </w:t>
-      </w:r>
-      <w:r>
-        <w:rPr>
-          <w:rFonts w:ascii="Times New Roman" w:hAnsi="Times New Roman" w:cs="Times New Roman"/>
-          <w:sz w:val="28"/>
-          <w:szCs w:val="28"/>
-        </w:rPr>
-        <w:t>3</w:t>
-      </w:r>
-      <w:r>
-        <w:rPr>
-          <w:rFonts w:ascii="Times New Roman" w:hAnsi="Times New Roman" w:cs="Times New Roman"/>
-          <w:sz w:val="28"/>
-          <w:szCs w:val="28"/>
-        </w:rPr>
-        <w:t>.</w:t>
-      </w:r>
-      <w:r>
-        <w:rPr>
-          <w:rFonts w:ascii="Times New Roman" w:hAnsi="Times New Roman" w:cs="Times New Roman"/>
-          <w:sz w:val="28"/>
-          <w:szCs w:val="28"/>
-        </w:rPr>
-        <w:t xml:space="preserve"> – Запрос с использованием </w:t>
-      </w:r>
-      <w:r>
-        <w:rPr>
-          <w:rFonts w:ascii="Times New Roman" w:hAnsi="Times New Roman" w:cs="Times New Roman"/>
-          <w:sz w:val="28"/>
-          <w:szCs w:val="28"/>
-        </w:rPr>
-        <w:t>правого</w:t>
-      </w:r>
-      <w:r>
-        <w:rPr>
-          <w:rFonts w:ascii="Times New Roman" w:hAnsi="Times New Roman" w:cs="Times New Roman"/>
-          <w:sz w:val="28"/>
-          <w:szCs w:val="28"/>
-        </w:rPr>
-        <w:t xml:space="preserve"> внешнего соединения</w:t>
-      </w:r>
-    </w:p>
-    <w:p>
-      <w:pPr>
-        <w:spacing w:after="0" w:line="360" w:lineRule="auto"/>
-        <w:jc w:val="center"/>
-        <w:rPr>
-          <w:rFonts w:ascii="Times New Roman" w:hAnsi="Times New Roman" w:cs="Times New Roman"/>
-          <w:sz w:val="28"/>
-          <w:szCs w:val="28"/>
-        </w:rPr>
-      </w:pPr>
-    </w:p>
-    <w:p>
-      <w:pPr>
-        <w:spacing w:after="0" w:line="360" w:lineRule="auto"/>
-        <w:jc w:val="center"/>
-        <w:rPr>
-          <w:rFonts w:ascii="Times New Roman" w:hAnsi="Times New Roman" w:cs="Times New Roman"/>
-          <w:sz w:val="28"/>
-          <w:szCs w:val="28"/>
-        </w:rPr>
-      </w:pPr>
-      <w:r>
-        <w:rPr>
-          <w:rFonts w:ascii="Times New Roman" w:hAnsi="Times New Roman" w:cs="Times New Roman"/>
+        <w:t>Рисунок 3.</w:t>
+      </w:r>
+      <w:r>
+        <w:rPr>
+          <w:rFonts w:ascii="Times New Roman" w:hAnsi="Times New Roman" w:cs="Times New Roman"/>
+          <w:sz w:val="28"/>
+          <w:szCs w:val="28"/>
+        </w:rPr>
+        <w:t xml:space="preserve"> – Запрос с использованием правого внешнего соединения</w:t>
+      </w:r>
+    </w:p>
+    <w:p>
+      <w:pPr>
+        <w:spacing w:after="0" w:line="360" w:lineRule="auto"/>
+        <w:jc w:val="center"/>
+        <w:rPr>
+          <w:rFonts w:ascii="Times New Roman" w:hAnsi="Times New Roman" w:cs="Times New Roman"/>
+          <w:sz w:val="28"/>
+          <w:szCs w:val="28"/>
+        </w:rPr>
+      </w:pPr>
+    </w:p>
+    <w:p>
+      <w:pPr>
+        <w:spacing w:after="0" w:line="360" w:lineRule="auto"/>
+        <w:jc w:val="center"/>
+        <w:rPr>
+          <w:rFonts w:ascii="Times New Roman" w:hAnsi="Times New Roman" w:cs="Times New Roman"/>
+          <w:sz w:val="28"/>
+          <w:szCs w:val="28"/>
+        </w:rPr>
+      </w:pPr>
+      <w:r>
+        <w:rPr>
+          <w:rFonts w:ascii="Times New Roman" w:hAnsi="Times New Roman" w:cs="Times New Roman"/>
+          <w:noProof/>
           <w:sz w:val="28"/>
           <w:szCs w:val="28"/>
         </w:rPr>
@@ -1280,73 +1292,58 @@
           <w:sz w:val="28"/>
           <w:szCs w:val="28"/>
         </w:rPr>
-        <w:t xml:space="preserve">Рисунок </w:t>
-      </w:r>
-      <w:r>
-        <w:rPr>
-          <w:rFonts w:ascii="Times New Roman" w:hAnsi="Times New Roman" w:cs="Times New Roman"/>
-          <w:sz w:val="28"/>
-          <w:szCs w:val="28"/>
-        </w:rPr>
-        <w:t>4</w:t>
-      </w:r>
-      <w:r>
-        <w:rPr>
-          <w:rFonts w:ascii="Times New Roman" w:hAnsi="Times New Roman" w:cs="Times New Roman"/>
-          <w:sz w:val="28"/>
-          <w:szCs w:val="28"/>
-        </w:rPr>
-        <w:t>.</w:t>
-      </w:r>
-      <w:r>
-        <w:rPr>
-          <w:rFonts w:ascii="Times New Roman" w:hAnsi="Times New Roman" w:cs="Times New Roman"/>
-          <w:sz w:val="28"/>
-          <w:szCs w:val="28"/>
-        </w:rPr>
-        <w:t xml:space="preserve"> – Запрос с использованием </w:t>
-      </w:r>
-      <w:r>
-        <w:rPr>
-          <w:rFonts w:ascii="Times New Roman" w:hAnsi="Times New Roman" w:cs="Times New Roman"/>
-          <w:sz w:val="28"/>
-          <w:szCs w:val="28"/>
-        </w:rPr>
-        <w:t>полгоного</w:t>
-      </w:r>
-      <w:r>
-        <w:rPr>
-          <w:rFonts w:ascii="Times New Roman" w:hAnsi="Times New Roman" w:cs="Times New Roman"/>
-          <w:sz w:val="28"/>
-          <w:szCs w:val="28"/>
-        </w:rPr>
-        <w:t xml:space="preserve"> внешнего соединения</w:t>
-      </w:r>
-    </w:p>
-    <w:p>
-      <w:pPr>
-        <w:spacing w:after="0" w:line="360" w:lineRule="auto"/>
-        <w:jc w:val="center"/>
-        <w:rPr>
-          <w:rFonts w:ascii="Times New Roman" w:hAnsi="Times New Roman" w:cs="Times New Roman"/>
-          <w:sz w:val="28"/>
-          <w:szCs w:val="28"/>
-        </w:rPr>
-      </w:pPr>
-    </w:p>
-    <w:p>
-      <w:pPr>
-        <w:spacing w:after="0" w:line="360" w:lineRule="auto"/>
-        <w:jc w:val="center"/>
-        <w:rPr>
-          <w:rFonts w:ascii="Times New Roman" w:hAnsi="Times New Roman" w:cs="Times New Roman"/>
-          <w:sz w:val="28"/>
-          <w:szCs w:val="28"/>
-        </w:rPr>
-      </w:pPr>
-      <w:r>
-        <w:rPr>
-          <w:rFonts w:ascii="Times New Roman" w:hAnsi="Times New Roman" w:cs="Times New Roman"/>
+        <w:t>Рисунок 4.</w:t>
+      </w:r>
+      <w:r>
+        <w:rPr>
+          <w:rFonts w:ascii="Times New Roman" w:hAnsi="Times New Roman" w:cs="Times New Roman"/>
+          <w:sz w:val="28"/>
+          <w:szCs w:val="28"/>
+        </w:rPr>
+        <w:t xml:space="preserve"> – Запрос с использованием пол</w:t>
+      </w:r>
+      <w:r>
+        <w:rPr>
+          <w:rFonts w:ascii="Times New Roman" w:hAnsi="Times New Roman" w:cs="Times New Roman"/>
+          <w:sz w:val="28"/>
+          <w:szCs w:val="28"/>
+        </w:rPr>
+        <w:t>н</w:t>
+      </w:r>
+      <w:r>
+        <w:rPr>
+          <w:rFonts w:ascii="Times New Roman" w:hAnsi="Times New Roman" w:cs="Times New Roman"/>
+          <w:sz w:val="28"/>
+          <w:szCs w:val="28"/>
+        </w:rPr>
+        <w:t>ого внешнего соединения</w:t>
+      </w:r>
+    </w:p>
+    <w:p>
+      <w:pPr>
+        <w:spacing w:after="0" w:line="360" w:lineRule="auto"/>
+        <w:jc w:val="center"/>
+        <w:rPr>
+          <w:rFonts w:ascii="Times New Roman" w:hAnsi="Times New Roman" w:cs="Times New Roman"/>
+          <w:sz w:val="28"/>
+          <w:szCs w:val="28"/>
+        </w:rPr>
+      </w:pPr>
+    </w:p>
+    <w:p>
+      <w:pPr>
+        <w:spacing w:after="0" w:line="360" w:lineRule="auto"/>
+        <w:jc w:val="center"/>
+        <w:rPr>
+          <w:rFonts w:ascii="Times New Roman" w:hAnsi="Times New Roman" w:cs="Times New Roman"/>
+          <w:sz w:val="28"/>
+          <w:szCs w:val="28"/>
+        </w:rPr>
+      </w:pPr>
+      <w:r>
+        <w:rPr>
+          <w:rFonts w:ascii="Times New Roman" w:hAnsi="Times New Roman" w:cs="Times New Roman"/>
+          <w:noProof/>
           <w:sz w:val="28"/>
           <w:szCs w:val="28"/>
         </w:rPr>
@@ -1403,23 +1400,7 @@
           <w:sz w:val="28"/>
           <w:szCs w:val="28"/>
         </w:rPr>
-        <w:t xml:space="preserve">Рисунок </w:t>
-      </w:r>
-      <w:r>
-        <w:rPr>
-          <w:rFonts w:ascii="Times New Roman" w:hAnsi="Times New Roman" w:cs="Times New Roman"/>
-          <w:sz w:val="28"/>
-          <w:szCs w:val="28"/>
-        </w:rPr>
-        <w:t>5</w:t>
-      </w:r>
-      <w:r>
-        <w:rPr>
-          <w:rFonts w:ascii="Times New Roman" w:hAnsi="Times New Roman" w:cs="Times New Roman"/>
-          <w:sz w:val="28"/>
-          <w:szCs w:val="28"/>
-        </w:rPr>
-        <w:t>.</w:t>
+        <w:t>Рисунок 5.</w:t>
       </w:r>
       <w:r>
         <w:rPr>
@@ -1462,6 +1443,7 @@
       <w:r>
         <w:rPr>
           <w:rFonts w:ascii="Times New Roman" w:hAnsi="Times New Roman" w:cs="Times New Roman"/>
+          <w:noProof/>
           <w:sz w:val="28"/>
           <w:szCs w:val="28"/>
         </w:rPr>
@@ -1519,23 +1501,7 @@
           <w:sz w:val="28"/>
           <w:szCs w:val="28"/>
         </w:rPr>
-        <w:t xml:space="preserve">Рисунок </w:t>
-      </w:r>
-      <w:r>
-        <w:rPr>
-          <w:rFonts w:ascii="Times New Roman" w:hAnsi="Times New Roman" w:cs="Times New Roman"/>
-          <w:sz w:val="28"/>
-          <w:szCs w:val="28"/>
-        </w:rPr>
-        <w:t>6</w:t>
-      </w:r>
-      <w:r>
-        <w:rPr>
-          <w:rFonts w:ascii="Times New Roman" w:hAnsi="Times New Roman" w:cs="Times New Roman"/>
-          <w:sz w:val="28"/>
-          <w:szCs w:val="28"/>
-        </w:rPr>
-        <w:t>.</w:t>
+        <w:t>Рисунок 6.</w:t>
       </w:r>
       <w:r>
         <w:rPr>
@@ -1578,6 +1544,7 @@
       <w:r>
         <w:rPr>
           <w:rFonts w:ascii="Times New Roman" w:hAnsi="Times New Roman" w:cs="Times New Roman"/>
+          <w:noProof/>
           <w:sz w:val="28"/>
           <w:szCs w:val="28"/>
         </w:rPr>
@@ -1634,23 +1601,7 @@
           <w:sz w:val="28"/>
           <w:szCs w:val="28"/>
         </w:rPr>
-        <w:t xml:space="preserve">Рисунок </w:t>
-      </w:r>
-      <w:r>
-        <w:rPr>
-          <w:rFonts w:ascii="Times New Roman" w:hAnsi="Times New Roman" w:cs="Times New Roman"/>
-          <w:sz w:val="28"/>
-          <w:szCs w:val="28"/>
-        </w:rPr>
-        <w:t>7</w:t>
-      </w:r>
-      <w:r>
-        <w:rPr>
-          <w:rFonts w:ascii="Times New Roman" w:hAnsi="Times New Roman" w:cs="Times New Roman"/>
-          <w:sz w:val="28"/>
-          <w:szCs w:val="28"/>
-        </w:rPr>
-        <w:t>.</w:t>
+        <w:t>Рисунок 7.</w:t>
       </w:r>
       <w:r>
         <w:rPr>
@@ -1693,6 +1644,7 @@
       <w:r>
         <w:rPr>
           <w:rFonts w:ascii="Times New Roman" w:hAnsi="Times New Roman" w:cs="Times New Roman"/>
+          <w:noProof/>
           <w:sz w:val="28"/>
           <w:szCs w:val="28"/>
         </w:rPr>
@@ -1750,23 +1702,7 @@
           <w:sz w:val="28"/>
           <w:szCs w:val="28"/>
         </w:rPr>
-        <w:t xml:space="preserve">Рисунок </w:t>
-      </w:r>
-      <w:r>
-        <w:rPr>
-          <w:rFonts w:ascii="Times New Roman" w:hAnsi="Times New Roman" w:cs="Times New Roman"/>
-          <w:sz w:val="28"/>
-          <w:szCs w:val="28"/>
-        </w:rPr>
-        <w:t>8</w:t>
-      </w:r>
-      <w:r>
-        <w:rPr>
-          <w:rFonts w:ascii="Times New Roman" w:hAnsi="Times New Roman" w:cs="Times New Roman"/>
-          <w:sz w:val="28"/>
-          <w:szCs w:val="28"/>
-        </w:rPr>
-        <w:t>.</w:t>
+        <w:t>Рисунок 8.</w:t>
       </w:r>
       <w:r>
         <w:rPr>
@@ -1809,6 +1745,7 @@
       <w:r>
         <w:rPr>
           <w:rFonts w:ascii="Times New Roman" w:hAnsi="Times New Roman" w:cs="Times New Roman"/>
+          <w:noProof/>
           <w:sz w:val="28"/>
           <w:szCs w:val="28"/>
         </w:rPr>
@@ -1865,23 +1802,7 @@
           <w:sz w:val="28"/>
           <w:szCs w:val="28"/>
         </w:rPr>
-        <w:t xml:space="preserve">Рисунок </w:t>
-      </w:r>
-      <w:r>
-        <w:rPr>
-          <w:rFonts w:ascii="Times New Roman" w:hAnsi="Times New Roman" w:cs="Times New Roman"/>
-          <w:sz w:val="28"/>
-          <w:szCs w:val="28"/>
-        </w:rPr>
-        <w:t>9</w:t>
-      </w:r>
-      <w:r>
-        <w:rPr>
-          <w:rFonts w:ascii="Times New Roman" w:hAnsi="Times New Roman" w:cs="Times New Roman"/>
-          <w:sz w:val="28"/>
-          <w:szCs w:val="28"/>
-        </w:rPr>
-        <w:t>.</w:t>
+        <w:t>Рисунок 9.</w:t>
       </w:r>
       <w:r>
         <w:rPr>
@@ -1943,6 +1864,7 @@
       <w:r>
         <w:rPr>
           <w:rFonts w:ascii="Times New Roman" w:hAnsi="Times New Roman" w:cs="Times New Roman"/>
+          <w:noProof/>
           <w:sz w:val="28"/>
           <w:szCs w:val="28"/>
         </w:rPr>
@@ -2000,23 +1922,7 @@
           <w:sz w:val="28"/>
           <w:szCs w:val="28"/>
         </w:rPr>
-        <w:t>Рисунок 1</w:t>
-      </w:r>
-      <w:r>
-        <w:rPr>
-          <w:rFonts w:ascii="Times New Roman" w:hAnsi="Times New Roman" w:cs="Times New Roman"/>
-          <w:sz w:val="28"/>
-          <w:szCs w:val="28"/>
-        </w:rPr>
-        <w:t>0</w:t>
-      </w:r>
-      <w:r>
-        <w:rPr>
-          <w:rFonts w:ascii="Times New Roman" w:hAnsi="Times New Roman" w:cs="Times New Roman"/>
-          <w:sz w:val="28"/>
-          <w:szCs w:val="28"/>
-        </w:rPr>
-        <w:t>.</w:t>
+        <w:t>Рисунок 10.</w:t>
       </w:r>
       <w:r>
         <w:rPr>
@@ -2068,41 +1974,34 @@
           <w:sz w:val="28"/>
           <w:szCs w:val="28"/>
         </w:rPr>
-        <w:t xml:space="preserve"> </w:t>
-      </w:r>
-      <w:r>
-        <w:rPr>
-          <w:rFonts w:ascii="Times New Roman" w:hAnsi="Times New Roman" w:cs="Times New Roman"/>
-          <w:sz w:val="28"/>
-          <w:szCs w:val="28"/>
-        </w:rPr>
-        <w:t>LIKE</w:t>
-      </w:r>
-    </w:p>
-    <w:p>
-      <w:pPr>
-        <w:spacing w:after="0" w:line="360" w:lineRule="auto"/>
-        <w:jc w:val="center"/>
-        <w:rPr>
-          <w:rFonts w:ascii="Times New Roman" w:hAnsi="Times New Roman" w:cs="Times New Roman"/>
-          <w:sz w:val="28"/>
-          <w:szCs w:val="28"/>
-        </w:rPr>
-      </w:pPr>
-    </w:p>
-    <w:p>
-      <w:pPr>
-        <w:spacing w:after="0" w:line="360" w:lineRule="auto"/>
-        <w:jc w:val="center"/>
-        <w:rPr>
-          <w:rFonts w:ascii="Times New Roman" w:hAnsi="Times New Roman" w:cs="Times New Roman"/>
-          <w:sz w:val="28"/>
-          <w:szCs w:val="28"/>
-        </w:rPr>
-      </w:pPr>
-      <w:r>
-        <w:rPr>
-          <w:rFonts w:ascii="Times New Roman" w:hAnsi="Times New Roman" w:cs="Times New Roman"/>
+        <w:t xml:space="preserve"> LIKE</w:t>
+      </w:r>
+    </w:p>
+    <w:p>
+      <w:pPr>
+        <w:spacing w:after="0" w:line="360" w:lineRule="auto"/>
+        <w:jc w:val="center"/>
+        <w:rPr>
+          <w:rFonts w:ascii="Times New Roman" w:hAnsi="Times New Roman" w:cs="Times New Roman"/>
+          <w:sz w:val="28"/>
+          <w:szCs w:val="28"/>
+        </w:rPr>
+      </w:pPr>
+    </w:p>
+    <w:p>
+      <w:pPr>
+        <w:spacing w:after="0" w:line="360" w:lineRule="auto"/>
+        <w:jc w:val="center"/>
+        <w:rPr>
+          <w:rFonts w:ascii="Times New Roman" w:hAnsi="Times New Roman" w:cs="Times New Roman"/>
+          <w:sz w:val="28"/>
+          <w:szCs w:val="28"/>
+        </w:rPr>
+      </w:pPr>
+      <w:r>
+        <w:rPr>
+          <w:rFonts w:ascii="Times New Roman" w:hAnsi="Times New Roman" w:cs="Times New Roman"/>
+          <w:noProof/>
           <w:sz w:val="28"/>
           <w:szCs w:val="28"/>
         </w:rPr>
@@ -2148,23 +2047,7 @@
           <w:sz w:val="28"/>
           <w:szCs w:val="28"/>
         </w:rPr>
-        <w:t>Рисунок 1</w:t>
-      </w:r>
-      <w:r>
-        <w:rPr>
-          <w:rFonts w:ascii="Times New Roman" w:hAnsi="Times New Roman" w:cs="Times New Roman"/>
-          <w:sz w:val="28"/>
-          <w:szCs w:val="28"/>
-        </w:rPr>
-        <w:t>1</w:t>
-      </w:r>
-      <w:r>
-        <w:rPr>
-          <w:rFonts w:ascii="Times New Roman" w:hAnsi="Times New Roman" w:cs="Times New Roman"/>
-          <w:sz w:val="28"/>
-          <w:szCs w:val="28"/>
-        </w:rPr>
-        <w:t>.</w:t>
+        <w:t>Рисунок 11.</w:t>
       </w:r>
       <w:r>
         <w:rPr>
@@ -2188,15 +2071,7 @@
           <w:sz w:val="28"/>
           <w:szCs w:val="28"/>
         </w:rPr>
-        <w:t xml:space="preserve"> </w:t>
-      </w:r>
-      <w:r>
-        <w:rPr>
-          <w:rFonts w:ascii="Times New Roman" w:hAnsi="Times New Roman" w:cs="Times New Roman"/>
-          <w:sz w:val="28"/>
-          <w:szCs w:val="28"/>
-        </w:rPr>
-        <w:t xml:space="preserve">Запрос на выборку с регулярным выражением </w:t>
+        <w:t xml:space="preserve"> Запрос на выборку с регулярным выражением </w:t>
       </w:r>
       <w:r>
         <w:rPr>
@@ -2232,6 +2107,7 @@
       <w:r>
         <w:rPr>
           <w:rFonts w:ascii="Times New Roman" w:hAnsi="Times New Roman" w:cs="Times New Roman"/>
+          <w:noProof/>
           <w:sz w:val="28"/>
           <w:szCs w:val="28"/>
         </w:rPr>
@@ -2289,65 +2165,42 @@
           <w:sz w:val="28"/>
           <w:szCs w:val="28"/>
         </w:rPr>
-        <w:t>Рисунок 1</w:t>
-      </w:r>
-      <w:r>
-        <w:rPr>
-          <w:rFonts w:ascii="Times New Roman" w:hAnsi="Times New Roman" w:cs="Times New Roman"/>
-          <w:sz w:val="28"/>
-          <w:szCs w:val="28"/>
-        </w:rPr>
-        <w:t>2</w:t>
-      </w:r>
-      <w:r>
-        <w:rPr>
-          <w:rFonts w:ascii="Times New Roman" w:hAnsi="Times New Roman" w:cs="Times New Roman"/>
-          <w:sz w:val="28"/>
-          <w:szCs w:val="28"/>
-        </w:rPr>
-        <w:t>.</w:t>
-      </w:r>
-      <w:r>
-        <w:rPr>
-          <w:rFonts w:ascii="Times New Roman" w:hAnsi="Times New Roman" w:cs="Times New Roman"/>
-          <w:sz w:val="28"/>
-          <w:szCs w:val="28"/>
-        </w:rPr>
-        <w:t xml:space="preserve"> – </w:t>
-      </w:r>
-      <w:r>
-        <w:rPr>
-          <w:rFonts w:ascii="Times New Roman" w:hAnsi="Times New Roman" w:cs="Times New Roman"/>
-          <w:sz w:val="28"/>
-          <w:szCs w:val="28"/>
-        </w:rPr>
-        <w:t>Запрос на получение агрегированных данных</w:t>
-      </w:r>
-    </w:p>
-    <w:p>
-      <w:pPr>
-        <w:spacing w:after="0" w:line="360" w:lineRule="auto"/>
-        <w:jc w:val="center"/>
-        <w:rPr>
-          <w:rFonts w:ascii="Times New Roman" w:hAnsi="Times New Roman" w:cs="Times New Roman"/>
-          <w:sz w:val="28"/>
-          <w:szCs w:val="28"/>
-        </w:rPr>
-      </w:pPr>
-    </w:p>
-    <w:p>
-      <w:pPr>
-        <w:spacing w:after="0" w:line="360" w:lineRule="auto"/>
-        <w:jc w:val="center"/>
-        <w:rPr>
-          <w:rFonts w:ascii="Times New Roman" w:hAnsi="Times New Roman" w:cs="Times New Roman"/>
-          <w:sz w:val="28"/>
-          <w:szCs w:val="28"/>
-        </w:rPr>
-      </w:pPr>
-      <w:r>
-        <w:rPr>
-          <w:rFonts w:ascii="Times New Roman" w:hAnsi="Times New Roman" w:cs="Times New Roman"/>
+        <w:t>Рисунок 12.</w:t>
+      </w:r>
+      <w:r>
+        <w:rPr>
+          <w:rFonts w:ascii="Times New Roman" w:hAnsi="Times New Roman" w:cs="Times New Roman"/>
+          <w:sz w:val="28"/>
+          <w:szCs w:val="28"/>
+        </w:rPr>
+        <w:t xml:space="preserve"> – Запрос на получение агрегированных данных</w:t>
+      </w:r>
+    </w:p>
+    <w:p>
+      <w:pPr>
+        <w:spacing w:after="0" w:line="360" w:lineRule="auto"/>
+        <w:jc w:val="center"/>
+        <w:rPr>
+          <w:rFonts w:ascii="Times New Roman" w:hAnsi="Times New Roman" w:cs="Times New Roman"/>
+          <w:sz w:val="28"/>
+          <w:szCs w:val="28"/>
+        </w:rPr>
+      </w:pPr>
+    </w:p>
+    <w:p>
+      <w:pPr>
+        <w:spacing w:after="0" w:line="360" w:lineRule="auto"/>
+        <w:jc w:val="center"/>
+        <w:rPr>
+          <w:rFonts w:ascii="Times New Roman" w:hAnsi="Times New Roman" w:cs="Times New Roman"/>
+          <w:sz w:val="28"/>
+          <w:szCs w:val="28"/>
+        </w:rPr>
+      </w:pPr>
+      <w:r>
+        <w:rPr>
+          <w:rFonts w:ascii="Times New Roman" w:hAnsi="Times New Roman" w:cs="Times New Roman"/>
+          <w:noProof/>
           <w:sz w:val="28"/>
           <w:szCs w:val="28"/>
         </w:rPr>
@@ -2404,65 +2257,42 @@
           <w:sz w:val="28"/>
           <w:szCs w:val="28"/>
         </w:rPr>
-        <w:t>Рисунок 1</w:t>
-      </w:r>
-      <w:r>
-        <w:rPr>
-          <w:rFonts w:ascii="Times New Roman" w:hAnsi="Times New Roman" w:cs="Times New Roman"/>
-          <w:sz w:val="28"/>
-          <w:szCs w:val="28"/>
-        </w:rPr>
-        <w:t>3</w:t>
-      </w:r>
-      <w:r>
-        <w:rPr>
-          <w:rFonts w:ascii="Times New Roman" w:hAnsi="Times New Roman" w:cs="Times New Roman"/>
-          <w:sz w:val="28"/>
-          <w:szCs w:val="28"/>
-        </w:rPr>
-        <w:t>.</w:t>
-      </w:r>
-      <w:r>
-        <w:rPr>
-          <w:rFonts w:ascii="Times New Roman" w:hAnsi="Times New Roman" w:cs="Times New Roman"/>
-          <w:sz w:val="28"/>
-          <w:szCs w:val="28"/>
-        </w:rPr>
-        <w:t xml:space="preserve"> – </w:t>
-      </w:r>
-      <w:r>
-        <w:rPr>
-          <w:rFonts w:ascii="Times New Roman" w:hAnsi="Times New Roman" w:cs="Times New Roman"/>
-          <w:sz w:val="28"/>
-          <w:szCs w:val="28"/>
-        </w:rPr>
-        <w:t>Запрос на выборку, содержащий вложенный запрос</w:t>
-      </w:r>
-    </w:p>
-    <w:p>
-      <w:pPr>
-        <w:spacing w:after="0" w:line="360" w:lineRule="auto"/>
-        <w:jc w:val="center"/>
-        <w:rPr>
-          <w:rFonts w:ascii="Times New Roman" w:hAnsi="Times New Roman" w:cs="Times New Roman"/>
-          <w:sz w:val="28"/>
-          <w:szCs w:val="28"/>
-        </w:rPr>
-      </w:pPr>
-    </w:p>
-    <w:p>
-      <w:pPr>
-        <w:spacing w:after="0" w:line="360" w:lineRule="auto"/>
-        <w:jc w:val="center"/>
-        <w:rPr>
-          <w:rFonts w:ascii="Times New Roman" w:hAnsi="Times New Roman" w:cs="Times New Roman"/>
-          <w:sz w:val="28"/>
-          <w:szCs w:val="28"/>
-        </w:rPr>
-      </w:pPr>
-      <w:r>
-        <w:rPr>
-          <w:rFonts w:ascii="Times New Roman" w:hAnsi="Times New Roman" w:cs="Times New Roman"/>
+        <w:t>Рисунок 13.</w:t>
+      </w:r>
+      <w:r>
+        <w:rPr>
+          <w:rFonts w:ascii="Times New Roman" w:hAnsi="Times New Roman" w:cs="Times New Roman"/>
+          <w:sz w:val="28"/>
+          <w:szCs w:val="28"/>
+        </w:rPr>
+        <w:t xml:space="preserve"> – Запрос на выборку, содержащий вложенный запрос</w:t>
+      </w:r>
+    </w:p>
+    <w:p>
+      <w:pPr>
+        <w:spacing w:after="0" w:line="360" w:lineRule="auto"/>
+        <w:jc w:val="center"/>
+        <w:rPr>
+          <w:rFonts w:ascii="Times New Roman" w:hAnsi="Times New Roman" w:cs="Times New Roman"/>
+          <w:sz w:val="28"/>
+          <w:szCs w:val="28"/>
+        </w:rPr>
+      </w:pPr>
+    </w:p>
+    <w:p>
+      <w:pPr>
+        <w:spacing w:after="0" w:line="360" w:lineRule="auto"/>
+        <w:jc w:val="center"/>
+        <w:rPr>
+          <w:rFonts w:ascii="Times New Roman" w:hAnsi="Times New Roman" w:cs="Times New Roman"/>
+          <w:sz w:val="28"/>
+          <w:szCs w:val="28"/>
+        </w:rPr>
+      </w:pPr>
+      <w:r>
+        <w:rPr>
+          <w:rFonts w:ascii="Times New Roman" w:hAnsi="Times New Roman" w:cs="Times New Roman"/>
+          <w:noProof/>
           <w:sz w:val="28"/>
           <w:szCs w:val="28"/>
         </w:rPr>
@@ -2520,39 +2350,15 @@
           <w:sz w:val="28"/>
           <w:szCs w:val="28"/>
         </w:rPr>
-        <w:t>Рисунок 1</w:t>
-      </w:r>
-      <w:r>
-        <w:rPr>
-          <w:rFonts w:ascii="Times New Roman" w:hAnsi="Times New Roman" w:cs="Times New Roman"/>
-          <w:sz w:val="28"/>
-          <w:szCs w:val="28"/>
-        </w:rPr>
-        <w:t>4</w:t>
-      </w:r>
-      <w:r>
-        <w:rPr>
-          <w:rFonts w:ascii="Times New Roman" w:hAnsi="Times New Roman" w:cs="Times New Roman"/>
-          <w:sz w:val="28"/>
-          <w:szCs w:val="28"/>
-        </w:rPr>
-        <w:t>.</w:t>
-      </w:r>
-      <w:r>
-        <w:rPr>
-          <w:rFonts w:ascii="Times New Roman" w:hAnsi="Times New Roman" w:cs="Times New Roman"/>
-          <w:sz w:val="28"/>
-          <w:szCs w:val="28"/>
-        </w:rPr>
-        <w:t xml:space="preserve"> – </w:t>
-      </w:r>
-      <w:r>
-        <w:rPr>
-          <w:rFonts w:ascii="Times New Roman" w:hAnsi="Times New Roman" w:cs="Times New Roman"/>
-          <w:sz w:val="28"/>
-          <w:szCs w:val="28"/>
-        </w:rPr>
-        <w:t xml:space="preserve">Запрос с использованием условного выражения </w:t>
+        <w:t>Рисунок 14.</w:t>
+      </w:r>
+      <w:r>
+        <w:rPr>
+          <w:rFonts w:ascii="Times New Roman" w:hAnsi="Times New Roman" w:cs="Times New Roman"/>
+          <w:sz w:val="28"/>
+          <w:szCs w:val="28"/>
+        </w:rPr>
+        <w:t xml:space="preserve"> – Запрос с использованием условного выражения </w:t>
       </w:r>
       <w:r>
         <w:rPr>
@@ -2588,6 +2394,7 @@
       <w:r>
         <w:rPr>
           <w:rFonts w:ascii="Times New Roman" w:hAnsi="Times New Roman" w:cs="Times New Roman"/>
+          <w:noProof/>
           <w:sz w:val="28"/>
           <w:szCs w:val="28"/>
         </w:rPr>
@@ -2644,65 +2451,42 @@
           <w:sz w:val="28"/>
           <w:szCs w:val="28"/>
         </w:rPr>
-        <w:t>Рисунок 1</w:t>
-      </w:r>
-      <w:r>
-        <w:rPr>
-          <w:rFonts w:ascii="Times New Roman" w:hAnsi="Times New Roman" w:cs="Times New Roman"/>
-          <w:sz w:val="28"/>
-          <w:szCs w:val="28"/>
-        </w:rPr>
-        <w:t>5</w:t>
-      </w:r>
-      <w:r>
-        <w:rPr>
-          <w:rFonts w:ascii="Times New Roman" w:hAnsi="Times New Roman" w:cs="Times New Roman"/>
-          <w:sz w:val="28"/>
-          <w:szCs w:val="28"/>
-        </w:rPr>
-        <w:t>.</w:t>
-      </w:r>
-      <w:r>
-        <w:rPr>
-          <w:rFonts w:ascii="Times New Roman" w:hAnsi="Times New Roman" w:cs="Times New Roman"/>
-          <w:sz w:val="28"/>
-          <w:szCs w:val="28"/>
-        </w:rPr>
-        <w:t xml:space="preserve"> – </w:t>
-      </w:r>
-      <w:r>
-        <w:rPr>
-          <w:rFonts w:ascii="Times New Roman" w:hAnsi="Times New Roman" w:cs="Times New Roman"/>
-          <w:sz w:val="28"/>
-          <w:szCs w:val="28"/>
-        </w:rPr>
-        <w:t>Запрос на выборку с группировкой и простой сортировкой</w:t>
-      </w:r>
-    </w:p>
-    <w:p>
-      <w:pPr>
-        <w:spacing w:after="0" w:line="360" w:lineRule="auto"/>
-        <w:jc w:val="center"/>
-        <w:rPr>
-          <w:rFonts w:ascii="Times New Roman" w:hAnsi="Times New Roman" w:cs="Times New Roman"/>
-          <w:sz w:val="28"/>
-          <w:szCs w:val="28"/>
-        </w:rPr>
-      </w:pPr>
-    </w:p>
-    <w:p>
-      <w:pPr>
-        <w:spacing w:after="0" w:line="360" w:lineRule="auto"/>
-        <w:jc w:val="center"/>
-        <w:rPr>
-          <w:rFonts w:ascii="Times New Roman" w:hAnsi="Times New Roman" w:cs="Times New Roman"/>
-          <w:sz w:val="28"/>
-          <w:szCs w:val="28"/>
-        </w:rPr>
-      </w:pPr>
-      <w:r>
-        <w:rPr>
-          <w:rFonts w:ascii="Times New Roman" w:hAnsi="Times New Roman" w:cs="Times New Roman"/>
+        <w:t>Рисунок 15.</w:t>
+      </w:r>
+      <w:r>
+        <w:rPr>
+          <w:rFonts w:ascii="Times New Roman" w:hAnsi="Times New Roman" w:cs="Times New Roman"/>
+          <w:sz w:val="28"/>
+          <w:szCs w:val="28"/>
+        </w:rPr>
+        <w:t xml:space="preserve"> – Запрос на выборку с группировкой и простой сортировкой</w:t>
+      </w:r>
+    </w:p>
+    <w:p>
+      <w:pPr>
+        <w:spacing w:after="0" w:line="360" w:lineRule="auto"/>
+        <w:jc w:val="center"/>
+        <w:rPr>
+          <w:rFonts w:ascii="Times New Roman" w:hAnsi="Times New Roman" w:cs="Times New Roman"/>
+          <w:sz w:val="28"/>
+          <w:szCs w:val="28"/>
+        </w:rPr>
+      </w:pPr>
+    </w:p>
+    <w:p>
+      <w:pPr>
+        <w:spacing w:after="0" w:line="360" w:lineRule="auto"/>
+        <w:jc w:val="center"/>
+        <w:rPr>
+          <w:rFonts w:ascii="Times New Roman" w:hAnsi="Times New Roman" w:cs="Times New Roman"/>
+          <w:sz w:val="28"/>
+          <w:szCs w:val="28"/>
+        </w:rPr>
+      </w:pPr>
+      <w:r>
+        <w:rPr>
+          <w:rFonts w:ascii="Times New Roman" w:hAnsi="Times New Roman" w:cs="Times New Roman"/>
+          <w:noProof/>
           <w:sz w:val="28"/>
           <w:szCs w:val="28"/>
         </w:rPr>
@@ -2749,39 +2533,15 @@
           <w:sz w:val="28"/>
           <w:szCs w:val="28"/>
         </w:rPr>
-        <w:t>Рисунок 1</w:t>
-      </w:r>
-      <w:r>
-        <w:rPr>
-          <w:rFonts w:ascii="Times New Roman" w:hAnsi="Times New Roman" w:cs="Times New Roman"/>
-          <w:sz w:val="28"/>
-          <w:szCs w:val="28"/>
-        </w:rPr>
-        <w:t>6</w:t>
-      </w:r>
-      <w:r>
-        <w:rPr>
-          <w:rFonts w:ascii="Times New Roman" w:hAnsi="Times New Roman" w:cs="Times New Roman"/>
-          <w:sz w:val="28"/>
-          <w:szCs w:val="28"/>
-        </w:rPr>
-        <w:t>.</w:t>
-      </w:r>
-      <w:r>
-        <w:rPr>
-          <w:rFonts w:ascii="Times New Roman" w:hAnsi="Times New Roman" w:cs="Times New Roman"/>
-          <w:sz w:val="28"/>
-          <w:szCs w:val="28"/>
-        </w:rPr>
-        <w:t xml:space="preserve"> – </w:t>
-      </w:r>
-      <w:r>
-        <w:rPr>
-          <w:rFonts w:ascii="Times New Roman" w:hAnsi="Times New Roman" w:cs="Times New Roman"/>
-          <w:sz w:val="28"/>
-          <w:szCs w:val="28"/>
-        </w:rPr>
-        <w:t>Запрос с группировкой с условием и многоуровневой сортировкой</w:t>
+        <w:t>Рисунок 16.</w:t>
+      </w:r>
+      <w:r>
+        <w:rPr>
+          <w:rFonts w:ascii="Times New Roman" w:hAnsi="Times New Roman" w:cs="Times New Roman"/>
+          <w:sz w:val="28"/>
+          <w:szCs w:val="28"/>
+        </w:rPr>
+        <w:t xml:space="preserve"> – Запрос с группировкой с условием и многоуровневой сортировкой</w:t>
       </w:r>
     </w:p>
     <w:p>
@@ -2812,7 +2572,25 @@
           <w:sz w:val="28"/>
           <w:szCs w:val="28"/>
         </w:rPr>
-        <w:t>В ходе выполнения лабораторной работы №5 были успешно освоены методы создания сложных SQL-запросов в СУБД PostgreSQL. Все запросы выполнены корректно и продемонстрировали различные аспекты работы с языком запросов:</w:t>
+        <w:t xml:space="preserve">В ходе выполнения лабораторной работы №5 были успешно освоены методы создания сложных SQL-запросов в СУБД </w:t>
+      </w:r>
+      <w:proofErr w:type="spellStart"/>
+      <w:r>
+        <w:rPr>
+          <w:rFonts w:ascii="Times New Roman" w:hAnsi="Times New Roman" w:cs="Times New Roman"/>
+          <w:sz w:val="28"/>
+          <w:szCs w:val="28"/>
+        </w:rPr>
+        <w:t>PostgreSQL</w:t>
+      </w:r>
+      <w:proofErr w:type="spellEnd"/>
+      <w:r>
+        <w:rPr>
+          <w:rFonts w:ascii="Times New Roman" w:hAnsi="Times New Roman" w:cs="Times New Roman"/>
+          <w:sz w:val="28"/>
+          <w:szCs w:val="28"/>
+        </w:rPr>
+        <w:t>. Все запросы выполнены корректно и продемонстрировали различные аспекты работы с языком запросов:</w:t>
       </w:r>
     </w:p>
     <w:p>
@@ -2983,7 +2761,25 @@
           <w:sz w:val="28"/>
           <w:szCs w:val="28"/>
         </w:rPr>
-        <w:t>Результаты выполнения запросов подтвердили корректность проектирования базы данных EmploymentService и эффективность реализованных бизнес-процессов службы занятости. Система успешно справляется с обработкой запросов различной сложности и предоставляет полную информацию для анализа данных в предметной области.</w:t>
+        <w:t xml:space="preserve">Результаты выполнения запросов подтвердили корректность проектирования базы данных </w:t>
+      </w:r>
+      <w:proofErr w:type="spellStart"/>
+      <w:r>
+        <w:rPr>
+          <w:rFonts w:ascii="Times New Roman" w:hAnsi="Times New Roman" w:cs="Times New Roman"/>
+          <w:sz w:val="28"/>
+          <w:szCs w:val="28"/>
+        </w:rPr>
+        <w:t>EmploymentService</w:t>
+      </w:r>
+      <w:proofErr w:type="spellEnd"/>
+      <w:r>
+        <w:rPr>
+          <w:rFonts w:ascii="Times New Roman" w:hAnsi="Times New Roman" w:cs="Times New Roman"/>
+          <w:sz w:val="28"/>
+          <w:szCs w:val="28"/>
+        </w:rPr>
+        <w:t xml:space="preserve"> и эффективность реализованных бизнес-процессов службы занятости. Система успешно справляется с обработкой запросов различной сложности и предоставляет полную информацию для анализа данных в предметной области.</w:t>
       </w:r>
     </w:p>
     <w:sectPr>
@@ -3907,6 +3703,7 @@
   <w:style w:type="character" w:default="1" w:styleId="a0">
     <w:name w:val="Default Paragraph Font"/>
     <w:uiPriority w:val="1"/>
+    <w:semiHidden/>
     <w:unhideWhenUsed/>
   </w:style>
   <w:style w:type="table" w:default="1" w:styleId="a1">
